--- a/lab8/report/report.docx
+++ b/lab8/report/report.docx
@@ -6,6 +6,7 @@
       <w:pPr>
         <w:pStyle w:val="a4"/>
       </w:pPr>
+      <w:bookmarkStart w:id="0" w:name="_Hlk221451891"/>
       <w:r>
         <w:t>Отчёт по лабораторной работе №</w:t>
       </w:r>
@@ -22,7 +23,7 @@
         <w:pStyle w:val="a5"/>
       </w:pPr>
       <w:r>
-        <w:t>Julia. Установка и настройка. Основные принципы.</w:t>
+        <w:t>Оптимизация.</w:t>
       </w:r>
     </w:p>
     <w:p>
@@ -33,8 +34,13 @@
         <w:t xml:space="preserve">Выполнил: </w:t>
       </w:r>
       <w:r>
-        <w:t>Исаев Булат Абубакарович</w:t>
-      </w:r>
+        <w:t xml:space="preserve">Исаев Булат </w:t>
+      </w:r>
+      <w:proofErr w:type="spellStart"/>
+      <w:r>
+        <w:t>Абубакарович</w:t>
+      </w:r>
+      <w:proofErr w:type="spellEnd"/>
       <w:r>
         <w:t>,</w:t>
       </w:r>
@@ -58,6 +64,7 @@
         <w:t>1132227131</w:t>
       </w:r>
     </w:p>
+    <w:bookmarkEnd w:id="0" w:displacedByCustomXml="next"/>
     <w:sdt>
       <w:sdtPr>
         <w:rPr>
@@ -217,123 +224,7 @@
                 <w:noProof/>
                 <w:webHidden/>
               </w:rPr>
-              <w:fldChar w:fldCharType="begin"/>
-            </w:r>
-            <w:r>
-              <w:rPr>
-                <w:noProof/>
-                <w:webHidden/>
-              </w:rPr>
-              <w:instrText xml:space="preserve"> PAGEREF _Toc182396666 \h </w:instrText>
-            </w:r>
-            <w:r>
-              <w:rPr>
-                <w:noProof/>
-                <w:webHidden/>
-              </w:rPr>
-            </w:r>
-            <w:r>
-              <w:rPr>
-                <w:noProof/>
-                <w:webHidden/>
-              </w:rPr>
-              <w:fldChar w:fldCharType="separate"/>
-            </w:r>
-            <w:r>
-              <w:rPr>
-                <w:noProof/>
-                <w:webHidden/>
-              </w:rPr>
-              <w:t>1</w:t>
-            </w:r>
-            <w:r>
-              <w:rPr>
-                <w:noProof/>
-                <w:webHidden/>
-              </w:rPr>
-              <w:fldChar w:fldCharType="end"/>
-            </w:r>
-          </w:hyperlink>
-        </w:p>
-        <w:p>
-          <w:pPr>
-            <w:pStyle w:val="20"/>
-            <w:tabs>
-              <w:tab w:val="left" w:pos="880"/>
-              <w:tab w:val="right" w:leader="dot" w:pos="9679"/>
-            </w:tabs>
-            <w:rPr>
-              <w:noProof/>
-            </w:rPr>
-          </w:pPr>
-          <w:hyperlink w:anchor="_Toc182396667" w:history="1">
-            <w:r>
-              <w:rPr>
-                <w:rStyle w:val="ad"/>
-                <w:noProof/>
-              </w:rPr>
-              <w:t>2.1</w:t>
-            </w:r>
-            <w:r>
-              <w:rPr>
-                <w:noProof/>
-              </w:rPr>
-              <w:tab/>
-            </w:r>
-            <w:r>
-              <w:rPr>
-                <w:rStyle w:val="ad"/>
-                <w:noProof/>
-              </w:rPr>
-              <w:t>Подготовка инструментария к работе</w:t>
-            </w:r>
-            <w:r>
-              <w:rPr>
-                <w:noProof/>
-                <w:webHidden/>
-              </w:rPr>
-              <w:tab/>
-            </w:r>
-            <w:r>
-              <w:rPr>
-                <w:noProof/>
-                <w:webHidden/>
-              </w:rPr>
-              <w:fldChar w:fldCharType="begin"/>
-            </w:r>
-            <w:r>
-              <w:rPr>
-                <w:noProof/>
-                <w:webHidden/>
-              </w:rPr>
-              <w:instrText xml:space="preserve"> PAGEREF _Toc182396667 \h </w:instrText>
-            </w:r>
-            <w:r>
-              <w:rPr>
-                <w:noProof/>
-                <w:webHidden/>
-              </w:rPr>
-            </w:r>
-            <w:r>
-              <w:rPr>
-                <w:noProof/>
-                <w:webHidden/>
-              </w:rPr>
-              <w:fldChar w:fldCharType="separate"/>
-            </w:r>
-            <w:r>
-              <w:rPr>
-                <w:noProof/>
-                <w:webHidden/>
-              </w:rPr>
-              <w:t>1</w:t>
-            </w:r>
-            <w:r>
-              <w:rPr>
-                <w:noProof/>
-                <w:webHidden/>
-              </w:rPr>
-              <w:fldChar w:fldCharType="end"/>
+              <w:t>2</w:t>
             </w:r>
           </w:hyperlink>
         </w:p>
@@ -354,7 +245,14 @@
                 <w:rStyle w:val="ad"/>
                 <w:noProof/>
               </w:rPr>
-              <w:t>2.2</w:t>
+              <w:t>2.</w:t>
+            </w:r>
+            <w:r>
+              <w:rPr>
+                <w:rStyle w:val="ad"/>
+                <w:noProof/>
+              </w:rPr>
+              <w:t>1</w:t>
             </w:r>
             <w:r>
               <w:rPr>
@@ -381,41 +279,7 @@
                 <w:noProof/>
                 <w:webHidden/>
               </w:rPr>
-              <w:fldChar w:fldCharType="begin"/>
-            </w:r>
-            <w:r>
-              <w:rPr>
-                <w:noProof/>
-                <w:webHidden/>
-              </w:rPr>
-              <w:instrText xml:space="preserve"> PAGEREF _Toc182396668 \h </w:instrText>
-            </w:r>
-            <w:r>
-              <w:rPr>
-                <w:noProof/>
-                <w:webHidden/>
-              </w:rPr>
-            </w:r>
-            <w:r>
-              <w:rPr>
-                <w:noProof/>
-                <w:webHidden/>
-              </w:rPr>
-              <w:fldChar w:fldCharType="separate"/>
-            </w:r>
-            <w:r>
-              <w:rPr>
-                <w:noProof/>
-                <w:webHidden/>
-              </w:rPr>
-              <w:t>4</w:t>
-            </w:r>
-            <w:r>
-              <w:rPr>
-                <w:noProof/>
-                <w:webHidden/>
-              </w:rPr>
-              <w:fldChar w:fldCharType="end"/>
+              <w:t>2</w:t>
             </w:r>
           </w:hyperlink>
         </w:p>
@@ -436,7 +300,14 @@
                 <w:rStyle w:val="ad"/>
                 <w:noProof/>
               </w:rPr>
-              <w:t>2.3</w:t>
+              <w:t>2.</w:t>
+            </w:r>
+            <w:r>
+              <w:rPr>
+                <w:rStyle w:val="ad"/>
+                <w:noProof/>
+              </w:rPr>
+              <w:t>2</w:t>
             </w:r>
             <w:r>
               <w:rPr>
@@ -463,41 +334,7 @@
                 <w:noProof/>
                 <w:webHidden/>
               </w:rPr>
-              <w:fldChar w:fldCharType="begin"/>
-            </w:r>
-            <w:r>
-              <w:rPr>
-                <w:noProof/>
-                <w:webHidden/>
-              </w:rPr>
-              <w:instrText xml:space="preserve"> PAGEREF _Toc182396669 \h </w:instrText>
-            </w:r>
-            <w:r>
-              <w:rPr>
-                <w:noProof/>
-                <w:webHidden/>
-              </w:rPr>
-            </w:r>
-            <w:r>
-              <w:rPr>
-                <w:noProof/>
-                <w:webHidden/>
-              </w:rPr>
-              <w:fldChar w:fldCharType="separate"/>
-            </w:r>
-            <w:r>
-              <w:rPr>
-                <w:noProof/>
-                <w:webHidden/>
-              </w:rPr>
-              <w:t>6</w:t>
-            </w:r>
-            <w:r>
-              <w:rPr>
-                <w:noProof/>
-                <w:webHidden/>
-              </w:rPr>
-              <w:fldChar w:fldCharType="end"/>
+              <w:t>14</w:t>
             </w:r>
           </w:hyperlink>
         </w:p>
@@ -572,7 +409,7 @@
                 <w:noProof/>
                 <w:webHidden/>
               </w:rPr>
-              <w:t>10</w:t>
+              <w:t>14</w:t>
             </w:r>
             <w:r>
               <w:rPr>
@@ -654,7 +491,7 @@
                 <w:noProof/>
                 <w:webHidden/>
               </w:rPr>
-              <w:t>10</w:t>
+              <w:t>19</w:t>
             </w:r>
             <w:r>
               <w:rPr>
@@ -665,6 +502,7 @@
             </w:r>
           </w:hyperlink>
         </w:p>
+        <w:p/>
         <w:p>
           <w:r>
             <w:fldChar w:fldCharType="end"/>
@@ -676,8 +514,8 @@
       <w:pPr>
         <w:pStyle w:val="1"/>
       </w:pPr>
-      <w:bookmarkStart w:id="0" w:name="_Toc182396665"/>
-      <w:bookmarkStart w:id="1" w:name="цель-работы"/>
+      <w:bookmarkStart w:id="1" w:name="_Toc182396665"/>
+      <w:bookmarkStart w:id="2" w:name="цель-работы"/>
       <w:r>
         <w:rPr>
           <w:rStyle w:val="SectionNumber"/>
@@ -688,75 +526,66 @@
         <w:tab/>
         <w:t>Цель работы</w:t>
       </w:r>
-      <w:bookmarkEnd w:id="0"/>
+      <w:bookmarkEnd w:id="1"/>
     </w:p>
     <w:p>
       <w:pPr>
         <w:pStyle w:val="FirstParagraph"/>
       </w:pPr>
       <w:r>
-        <w:t>Основная цель работы — подготовить рабочее пространство и инструментарий для работы с языком программирования Julia, на простейших примерах познакомиться с основами синтаксиса Julia.</w:t>
-      </w:r>
+        <w:t xml:space="preserve">Основная цель работы – освоить пакеты </w:t>
+      </w:r>
+      <w:proofErr w:type="spellStart"/>
+      <w:r>
+        <w:t>Julia</w:t>
+      </w:r>
+      <w:proofErr w:type="spellEnd"/>
+      <w:r>
+        <w:t xml:space="preserve"> для решения задач </w:t>
+      </w:r>
+      <w:proofErr w:type="gramStart"/>
+      <w:r>
+        <w:t>оптимизации.</w:t>
+      </w:r>
+      <w:r>
+        <w:t>.</w:t>
+      </w:r>
+      <w:proofErr w:type="gramEnd"/>
     </w:p>
     <w:p>
       <w:pPr>
         <w:pStyle w:val="1"/>
       </w:pPr>
-      <w:bookmarkStart w:id="2" w:name="_Toc182396666"/>
-      <w:bookmarkStart w:id="3" w:name="выполнение-лабораторной-работы"/>
-      <w:bookmarkEnd w:id="1"/>
+      <w:bookmarkStart w:id="3" w:name="_Toc182396666"/>
+      <w:bookmarkStart w:id="4" w:name="выполнение-лабораторной-работы"/>
+      <w:bookmarkEnd w:id="2"/>
       <w:r>
         <w:rPr>
           <w:rStyle w:val="SectionNumber"/>
         </w:rPr>
+        <w:lastRenderedPageBreak/>
         <w:t>2</w:t>
       </w:r>
       <w:r>
         <w:tab/>
         <w:t>Выполнение лабораторной работы</w:t>
       </w:r>
-      <w:bookmarkEnd w:id="2"/>
-    </w:p>
-    <w:p>
-      <w:pPr>
-        <w:pStyle w:val="2"/>
-      </w:pPr>
-      <w:bookmarkStart w:id="4" w:name="_Toc182396667"/>
+      <w:bookmarkEnd w:id="3"/>
+    </w:p>
+    <w:p>
+      <w:pPr>
+        <w:pStyle w:val="CaptionedFigure"/>
+      </w:pPr>
       <w:bookmarkStart w:id="5" w:name="подготовка-инструментария-к-работе"/>
       <w:r>
         <w:rPr>
-          <w:rStyle w:val="SectionNumber"/>
-        </w:rPr>
-        <w:t>2.1</w:t>
-      </w:r>
-      <w:r>
-        <w:tab/>
-        <w:t>Подготовка инструментария к работе</w:t>
-      </w:r>
-      <w:bookmarkEnd w:id="4"/>
-    </w:p>
-    <w:p>
-      <w:pPr>
-        <w:pStyle w:val="FirstParagraph"/>
-      </w:pPr>
-      <w:r>
-        <w:t>Так как мы используем ОС типа Windows для различных установок будем использовать менеджер пакетов Chocolatey (https://chocolatey.org/), который устанавим через Administrative Shell (рис. 1):</w:t>
-      </w:r>
-    </w:p>
-    <w:p>
-      <w:pPr>
-        <w:pStyle w:val="CaptionedFigure"/>
-      </w:pPr>
-      <w:r>
-        <w:rPr>
           <w:noProof/>
         </w:rPr>
-        <w:lastRenderedPageBreak/>
         <w:drawing>
-          <wp:inline distT="0" distB="0" distL="0" distR="0" wp14:anchorId="2E543B1D" wp14:editId="318BD73A">
-            <wp:extent cx="6143625" cy="1838325"/>
+          <wp:inline distT="0" distB="0" distL="0" distR="0" wp14:anchorId="20A22C4F" wp14:editId="355E0676">
+            <wp:extent cx="6140450" cy="4597400"/>
             <wp:effectExtent l="0" t="0" r="0" b="0"/>
-            <wp:docPr id="1" name="Рисунок 1"/>
+            <wp:docPr id="16" name="Рисунок 16"/>
             <wp:cNvGraphicFramePr>
               <a:graphicFrameLocks xmlns:a="http://schemas.openxmlformats.org/drawingml/2006/main" noChangeAspect="1"/>
             </wp:cNvGraphicFramePr>
@@ -770,7 +599,7 @@
                     </pic:cNvPicPr>
                   </pic:nvPicPr>
                   <pic:blipFill>
-                    <a:blip r:embed="rId7">
+                    <a:blip r:embed="rId7" cstate="print">
                       <a:extLst>
                         <a:ext uri="{28A0092B-C50C-407E-A947-70E740481C1C}">
                           <a14:useLocalDpi xmlns:a14="http://schemas.microsoft.com/office/drawing/2010/main" val="0"/>
@@ -785,7 +614,7 @@
                   <pic:spPr bwMode="auto">
                     <a:xfrm>
                       <a:off x="0" y="0"/>
-                      <a:ext cx="6143625" cy="1838325"/>
+                      <a:ext cx="6140450" cy="4597400"/>
                     </a:xfrm>
                     <a:prstGeom prst="rect">
                       <a:avLst/>
@@ -807,16 +636,16 @@
         <w:pStyle w:val="ImageCaption"/>
       </w:pPr>
       <w:r>
-        <w:t>Рис. 1: Установка менеджера пакетов Chocolatey</w:t>
-      </w:r>
-    </w:p>
-    <w:p>
-      <w:pPr>
-        <w:pStyle w:val="a0"/>
-      </w:pPr>
-      <w:r>
-        <w:t>Далее посредством установленного менеджера установим Far Manager, Notepad++, Julia, Anaconda Distribution (Python 3.x) (рис. 2 - рис. 5):</w:t>
-      </w:r>
+        <w:t xml:space="preserve">Рис. 1: </w:t>
+      </w:r>
+      <w:r>
+        <w:t>Линейное программирование</w:t>
+      </w:r>
+    </w:p>
+    <w:p>
+      <w:pPr>
+        <w:pStyle w:val="ImageCaption"/>
+      </w:pPr>
     </w:p>
     <w:p>
       <w:pPr>
@@ -826,11 +655,12 @@
         <w:rPr>
           <w:noProof/>
         </w:rPr>
+        <w:lastRenderedPageBreak/>
         <w:drawing>
-          <wp:inline distT="0" distB="0" distL="0" distR="0" wp14:anchorId="6E19C9B0" wp14:editId="485D3BFC">
-            <wp:extent cx="6143625" cy="2524125"/>
+          <wp:inline distT="0" distB="0" distL="0" distR="0" wp14:anchorId="2B7F1513" wp14:editId="49B2593C">
+            <wp:extent cx="6146800" cy="5956300"/>
             <wp:effectExtent l="0" t="0" r="0" b="0"/>
-            <wp:docPr id="2" name="Рисунок 2"/>
+            <wp:docPr id="17" name="Рисунок 17"/>
             <wp:cNvGraphicFramePr>
               <a:graphicFrameLocks xmlns:a="http://schemas.openxmlformats.org/drawingml/2006/main" noChangeAspect="1"/>
             </wp:cNvGraphicFramePr>
@@ -859,7 +689,7 @@
                   <pic:spPr bwMode="auto">
                     <a:xfrm>
                       <a:off x="0" y="0"/>
-                      <a:ext cx="6143625" cy="2524125"/>
+                      <a:ext cx="6146800" cy="5956300"/>
                     </a:xfrm>
                     <a:prstGeom prst="rect">
                       <a:avLst/>
@@ -880,24 +710,30 @@
       <w:pPr>
         <w:pStyle w:val="ImageCaption"/>
       </w:pPr>
-      <w:r>
-        <w:t>Рис. 2: Установка Far Manager</w:t>
-      </w:r>
+      <w:bookmarkStart w:id="6" w:name="_Toc221450231"/>
+      <w:r>
+        <w:t>Рис. 2: Векторизованные ограничения и целевая функция оптимизации</w:t>
+      </w:r>
+      <w:bookmarkEnd w:id="6"/>
     </w:p>
     <w:p>
       <w:pPr>
         <w:pStyle w:val="CaptionedFigure"/>
       </w:pPr>
+    </w:p>
+    <w:p>
+      <w:pPr>
+        <w:pStyle w:val="CaptionedFigure"/>
+      </w:pPr>
       <w:r>
         <w:rPr>
           <w:noProof/>
         </w:rPr>
-        <w:lastRenderedPageBreak/>
         <w:drawing>
-          <wp:inline distT="0" distB="0" distL="0" distR="0" wp14:anchorId="39BB8094" wp14:editId="121F5BBD">
-            <wp:extent cx="6143625" cy="3305175"/>
+          <wp:inline distT="0" distB="0" distL="0" distR="0" wp14:anchorId="6A26CB22" wp14:editId="270A5597">
+            <wp:extent cx="6146800" cy="5651500"/>
             <wp:effectExtent l="0" t="0" r="0" b="0"/>
-            <wp:docPr id="3" name="Рисунок 3"/>
+            <wp:docPr id="18" name="Рисунок 18"/>
             <wp:cNvGraphicFramePr>
               <a:graphicFrameLocks xmlns:a="http://schemas.openxmlformats.org/drawingml/2006/main" noChangeAspect="1"/>
             </wp:cNvGraphicFramePr>
@@ -926,7 +762,7 @@
                   <pic:spPr bwMode="auto">
                     <a:xfrm>
                       <a:off x="0" y="0"/>
-                      <a:ext cx="6143625" cy="3305175"/>
+                      <a:ext cx="6146800" cy="5651500"/>
                     </a:xfrm>
                     <a:prstGeom prst="rect">
                       <a:avLst/>
@@ -947,9 +783,11 @@
       <w:pPr>
         <w:pStyle w:val="ImageCaption"/>
       </w:pPr>
-      <w:r>
-        <w:t>Рис. 3: Установка Notepad++</w:t>
-      </w:r>
+      <w:bookmarkStart w:id="7" w:name="_Toc221450232"/>
+      <w:r>
+        <w:t>Рис. 3: Оптимизация рациона питания</w:t>
+      </w:r>
+      <w:bookmarkEnd w:id="7"/>
     </w:p>
     <w:p>
       <w:pPr>
@@ -959,11 +797,12 @@
         <w:rPr>
           <w:noProof/>
         </w:rPr>
+        <w:lastRenderedPageBreak/>
         <w:drawing>
-          <wp:inline distT="0" distB="0" distL="0" distR="0" wp14:anchorId="5E0543D4" wp14:editId="09B47601">
-            <wp:extent cx="5867400" cy="2676525"/>
+          <wp:inline distT="0" distB="0" distL="0" distR="0" wp14:anchorId="042463DF" wp14:editId="00EB6327">
+            <wp:extent cx="6146800" cy="6470650"/>
             <wp:effectExtent l="0" t="0" r="0" b="0"/>
-            <wp:docPr id="4" name="Рисунок 4"/>
+            <wp:docPr id="19" name="Рисунок 19"/>
             <wp:cNvGraphicFramePr>
               <a:graphicFrameLocks xmlns:a="http://schemas.openxmlformats.org/drawingml/2006/main" noChangeAspect="1"/>
             </wp:cNvGraphicFramePr>
@@ -992,7 +831,7 @@
                   <pic:spPr bwMode="auto">
                     <a:xfrm>
                       <a:off x="0" y="0"/>
-                      <a:ext cx="5867400" cy="2676525"/>
+                      <a:ext cx="6146800" cy="6470650"/>
                     </a:xfrm>
                     <a:prstGeom prst="rect">
                       <a:avLst/>
@@ -1013,24 +852,30 @@
       <w:pPr>
         <w:pStyle w:val="ImageCaption"/>
       </w:pPr>
-      <w:r>
-        <w:t>Рис. 4: Установка Julia</w:t>
-      </w:r>
+      <w:bookmarkStart w:id="8" w:name="_Toc221450233"/>
+      <w:r>
+        <w:t>Рис. 4: Оптимизация рациона питания</w:t>
+      </w:r>
+      <w:bookmarkEnd w:id="8"/>
     </w:p>
     <w:p>
       <w:pPr>
         <w:pStyle w:val="CaptionedFigure"/>
       </w:pPr>
+    </w:p>
+    <w:p>
+      <w:pPr>
+        <w:pStyle w:val="CaptionedFigure"/>
+      </w:pPr>
       <w:r>
         <w:rPr>
           <w:noProof/>
         </w:rPr>
-        <w:lastRenderedPageBreak/>
         <w:drawing>
-          <wp:inline distT="0" distB="0" distL="0" distR="0" wp14:anchorId="604C7458" wp14:editId="32FF2454">
-            <wp:extent cx="6143625" cy="2124075"/>
+          <wp:inline distT="0" distB="0" distL="0" distR="0" wp14:anchorId="5AAEF9D4" wp14:editId="7C4770B3">
+            <wp:extent cx="6146800" cy="4171950"/>
             <wp:effectExtent l="0" t="0" r="0" b="0"/>
-            <wp:docPr id="5" name="Рисунок 5"/>
+            <wp:docPr id="20" name="Рисунок 20"/>
             <wp:cNvGraphicFramePr>
               <a:graphicFrameLocks xmlns:a="http://schemas.openxmlformats.org/drawingml/2006/main" noChangeAspect="1"/>
             </wp:cNvGraphicFramePr>
@@ -1059,7 +904,7 @@
                   <pic:spPr bwMode="auto">
                     <a:xfrm>
                       <a:off x="0" y="0"/>
-                      <a:ext cx="6143625" cy="2124075"/>
+                      <a:ext cx="6146800" cy="4171950"/>
                     </a:xfrm>
                     <a:prstGeom prst="rect">
                       <a:avLst/>
@@ -1079,36 +924,17 @@
     <w:p>
       <w:pPr>
         <w:pStyle w:val="ImageCaption"/>
-        <w:rPr>
-          <w:lang w:val="en-US"/>
-        </w:rPr>
-      </w:pPr>
-      <w:r>
-        <w:t>Рис</w:t>
-      </w:r>
-      <w:r>
-        <w:rPr>
-          <w:lang w:val="en-US"/>
-        </w:rPr>
-        <w:t xml:space="preserve">. 5: </w:t>
-      </w:r>
-      <w:r>
-        <w:t>Установка</w:t>
-      </w:r>
-      <w:r>
-        <w:rPr>
-          <w:lang w:val="en-US"/>
-        </w:rPr>
-        <w:t xml:space="preserve"> Anaconda Distribution (Python 3.x)</w:t>
-      </w:r>
+      </w:pPr>
+      <w:bookmarkStart w:id="9" w:name="_Toc221450234"/>
+      <w:r>
+        <w:t>Рис. 5: Оптимизация рациона питания</w:t>
+      </w:r>
+      <w:bookmarkEnd w:id="9"/>
     </w:p>
     <w:p>
       <w:pPr>
         <w:pStyle w:val="a0"/>
       </w:pPr>
-      <w:r>
-        <w:t>Сдедующим шагом установим пакеты для работы с Jupyter. Для этого перейдём в пакетный режим Julia, нажав на клавиатуре знак закрывающейся квадратной скобки ], затем введём add IJulia (рис. 6):</w:t>
-      </w:r>
     </w:p>
     <w:p>
       <w:pPr>
@@ -1118,11 +944,12 @@
         <w:rPr>
           <w:noProof/>
         </w:rPr>
+        <w:lastRenderedPageBreak/>
         <w:drawing>
-          <wp:inline distT="0" distB="0" distL="0" distR="0" wp14:anchorId="4CD11C87" wp14:editId="559A075A">
-            <wp:extent cx="6153150" cy="3571875"/>
+          <wp:inline distT="0" distB="0" distL="0" distR="0" wp14:anchorId="11E57FD2" wp14:editId="57379E6B">
+            <wp:extent cx="6153150" cy="8013700"/>
             <wp:effectExtent l="0" t="0" r="0" b="0"/>
-            <wp:docPr id="6" name="Рисунок 6"/>
+            <wp:docPr id="21" name="Рисунок 21"/>
             <wp:cNvGraphicFramePr>
               <a:graphicFrameLocks xmlns:a="http://schemas.openxmlformats.org/drawingml/2006/main" noChangeAspect="1"/>
             </wp:cNvGraphicFramePr>
@@ -1151,7 +978,7 @@
                   <pic:spPr bwMode="auto">
                     <a:xfrm>
                       <a:off x="0" y="0"/>
-                      <a:ext cx="6153150" cy="3571875"/>
+                      <a:ext cx="6153150" cy="8013700"/>
                     </a:xfrm>
                     <a:prstGeom prst="rect">
                       <a:avLst/>
@@ -1172,40 +999,23 @@
       <w:pPr>
         <w:pStyle w:val="ImageCaption"/>
       </w:pPr>
-      <w:r>
-        <w:t>Рис. 6: Установка пакетов для работы с Jupyter</w:t>
-      </w:r>
-    </w:p>
-    <w:p>
-      <w:pPr>
-        <w:pStyle w:val="2"/>
-      </w:pPr>
-      <w:bookmarkStart w:id="6" w:name="_Toc182396668"/>
-      <w:bookmarkStart w:id="7" w:name="основы-синтаксиса-julia-на-примерах"/>
+      <w:bookmarkStart w:id="10" w:name="_Toc182396668"/>
+      <w:bookmarkStart w:id="11" w:name="основы-синтаксиса-julia-на-примерах"/>
+      <w:bookmarkStart w:id="12" w:name="_Toc221450235"/>
       <w:bookmarkEnd w:id="5"/>
       <w:r>
-        <w:rPr>
-          <w:rStyle w:val="SectionNumber"/>
-        </w:rPr>
-        <w:t>2.2</w:t>
-      </w:r>
-      <w:r>
-        <w:tab/>
-        <w:t>Основы синтаксиса Julia на примерах</w:t>
-      </w:r>
-      <w:bookmarkEnd w:id="6"/>
-    </w:p>
-    <w:p>
-      <w:pPr>
-        <w:pStyle w:val="FirstParagraph"/>
-      </w:pPr>
-      <w:r>
-        <w:t>Для начала потренируемся с определением типов числовых величин (рис. 7):</w:t>
-      </w:r>
-    </w:p>
-    <w:p>
-      <w:pPr>
-        <w:pStyle w:val="CaptionedFigure"/>
+        <w:t>Рис. 6: Путешествие по миру</w:t>
+      </w:r>
+      <w:bookmarkEnd w:id="12"/>
+    </w:p>
+    <w:p>
+      <w:pPr>
+        <w:pStyle w:val="ImageCaption"/>
+      </w:pPr>
+    </w:p>
+    <w:p>
+      <w:pPr>
+        <w:pStyle w:val="ImageCaption"/>
       </w:pPr>
       <w:r>
         <w:rPr>
@@ -1213,10 +1023,10 @@
         </w:rPr>
         <w:lastRenderedPageBreak/>
         <w:drawing>
-          <wp:inline distT="0" distB="0" distL="0" distR="0" wp14:anchorId="5024B9D7" wp14:editId="33D9F7F9">
-            <wp:extent cx="6153150" cy="2952750"/>
+          <wp:inline distT="0" distB="0" distL="0" distR="0" wp14:anchorId="6D1A6B69" wp14:editId="2FF8AB87">
+            <wp:extent cx="6146800" cy="5511800"/>
             <wp:effectExtent l="0" t="0" r="0" b="0"/>
-            <wp:docPr id="7" name="Рисунок 7"/>
+            <wp:docPr id="22" name="Рисунок 22"/>
             <wp:cNvGraphicFramePr>
               <a:graphicFrameLocks xmlns:a="http://schemas.openxmlformats.org/drawingml/2006/main" noChangeAspect="1"/>
             </wp:cNvGraphicFramePr>
@@ -1245,7 +1055,7 @@
                   <pic:spPr bwMode="auto">
                     <a:xfrm>
                       <a:off x="0" y="0"/>
-                      <a:ext cx="6153150" cy="2952750"/>
+                      <a:ext cx="6146800" cy="5511800"/>
                     </a:xfrm>
                     <a:prstGeom prst="rect">
                       <a:avLst/>
@@ -1266,31 +1076,31 @@
       <w:pPr>
         <w:pStyle w:val="ImageCaption"/>
       </w:pPr>
-      <w:r>
-        <w:t>Рис. 7: Примеры определения типа числовых величин</w:t>
-      </w:r>
-    </w:p>
-    <w:p>
-      <w:pPr>
-        <w:pStyle w:val="a0"/>
-      </w:pPr>
-      <w:r>
-        <w:t>После чего приступим к рассмотрению приведения аргументов к одному типу (рис. 8):</w:t>
-      </w:r>
-    </w:p>
-    <w:p>
-      <w:pPr>
-        <w:pStyle w:val="CaptionedFigure"/>
+      <w:bookmarkStart w:id="13" w:name="_Toc221450236"/>
+      <w:r>
+        <w:t>Рис. 7: Портфельные инвестиции</w:t>
+      </w:r>
+      <w:bookmarkEnd w:id="13"/>
+    </w:p>
+    <w:p>
+      <w:pPr>
+        <w:pStyle w:val="ImageCaption"/>
+      </w:pPr>
+    </w:p>
+    <w:p>
+      <w:pPr>
+        <w:pStyle w:val="ImageCaption"/>
       </w:pPr>
       <w:r>
         <w:rPr>
           <w:noProof/>
         </w:rPr>
+        <w:lastRenderedPageBreak/>
         <w:drawing>
-          <wp:inline distT="0" distB="0" distL="0" distR="0" wp14:anchorId="7ECE0785" wp14:editId="2E5BF4A8">
-            <wp:extent cx="6143625" cy="1562100"/>
+          <wp:inline distT="0" distB="0" distL="0" distR="0" wp14:anchorId="4F6E76F9" wp14:editId="3C4632D7">
+            <wp:extent cx="6153150" cy="6794500"/>
             <wp:effectExtent l="0" t="0" r="0" b="0"/>
-            <wp:docPr id="8" name="Рисунок 8"/>
+            <wp:docPr id="23" name="Рисунок 23"/>
             <wp:cNvGraphicFramePr>
               <a:graphicFrameLocks xmlns:a="http://schemas.openxmlformats.org/drawingml/2006/main" noChangeAspect="1"/>
             </wp:cNvGraphicFramePr>
@@ -1319,7 +1129,7 @@
                   <pic:spPr bwMode="auto">
                     <a:xfrm>
                       <a:off x="0" y="0"/>
-                      <a:ext cx="6143625" cy="1562100"/>
+                      <a:ext cx="6153150" cy="6794500"/>
                     </a:xfrm>
                     <a:prstGeom prst="rect">
                       <a:avLst/>
@@ -1340,21 +1150,20 @@
       <w:pPr>
         <w:pStyle w:val="ImageCaption"/>
       </w:pPr>
-      <w:r>
-        <w:t>Рис. 8: Примеры приведения аргументов к одному типу</w:t>
-      </w:r>
-    </w:p>
-    <w:p>
-      <w:pPr>
-        <w:pStyle w:val="a0"/>
-      </w:pPr>
-      <w:r>
-        <w:t>И рассмотрим примеры определения функций (рис. 9), а также работу с массивами (рис. 10):</w:t>
-      </w:r>
-    </w:p>
-    <w:p>
-      <w:pPr>
-        <w:pStyle w:val="CaptionedFigure"/>
+      <w:bookmarkStart w:id="14" w:name="_Toc221450237"/>
+      <w:r>
+        <w:t>Рис. 8: Портфельные инвестиции</w:t>
+      </w:r>
+      <w:bookmarkEnd w:id="14"/>
+    </w:p>
+    <w:p>
+      <w:pPr>
+        <w:pStyle w:val="ImageCaption"/>
+      </w:pPr>
+    </w:p>
+    <w:p>
+      <w:pPr>
+        <w:pStyle w:val="ImageCaption"/>
       </w:pPr>
       <w:r>
         <w:rPr>
@@ -1362,10 +1171,10 @@
         </w:rPr>
         <w:lastRenderedPageBreak/>
         <w:drawing>
-          <wp:inline distT="0" distB="0" distL="0" distR="0" wp14:anchorId="4E225F0B" wp14:editId="58C6AE81">
-            <wp:extent cx="6153150" cy="2247900"/>
+          <wp:inline distT="0" distB="0" distL="0" distR="0" wp14:anchorId="63772580" wp14:editId="123C7989">
+            <wp:extent cx="6153150" cy="3460750"/>
             <wp:effectExtent l="0" t="0" r="0" b="0"/>
-            <wp:docPr id="9" name="Рисунок 9"/>
+            <wp:docPr id="24" name="Рисунок 24"/>
             <wp:cNvGraphicFramePr>
               <a:graphicFrameLocks xmlns:a="http://schemas.openxmlformats.org/drawingml/2006/main" noChangeAspect="1"/>
             </wp:cNvGraphicFramePr>
@@ -1394,7 +1203,7 @@
                   <pic:spPr bwMode="auto">
                     <a:xfrm>
                       <a:off x="0" y="0"/>
-                      <a:ext cx="6153150" cy="2247900"/>
+                      <a:ext cx="6153150" cy="3460750"/>
                     </a:xfrm>
                     <a:prstGeom prst="rect">
                       <a:avLst/>
@@ -1416,22 +1225,28 @@
         <w:pStyle w:val="ImageCaption"/>
       </w:pPr>
       <w:r>
-        <w:t>Рис. 9: Примеры определения функций</w:t>
-      </w:r>
-    </w:p>
-    <w:p>
-      <w:pPr>
-        <w:pStyle w:val="CaptionedFigure"/>
+        <w:t>Рис. 9: Портфельные инвестиции</w:t>
+      </w:r>
+    </w:p>
+    <w:p>
+      <w:pPr>
+        <w:pStyle w:val="ImageCaption"/>
+      </w:pPr>
+    </w:p>
+    <w:p>
+      <w:pPr>
+        <w:pStyle w:val="ImageCaption"/>
       </w:pPr>
       <w:r>
         <w:rPr>
           <w:noProof/>
         </w:rPr>
+        <w:lastRenderedPageBreak/>
         <w:drawing>
-          <wp:inline distT="0" distB="0" distL="0" distR="0" wp14:anchorId="5CD3173F" wp14:editId="20830EB4">
-            <wp:extent cx="6153150" cy="3448050"/>
+          <wp:inline distT="0" distB="0" distL="0" distR="0" wp14:anchorId="64299471" wp14:editId="631C48EC">
+            <wp:extent cx="4813188" cy="8178800"/>
             <wp:effectExtent l="0" t="0" r="0" b="0"/>
-            <wp:docPr id="10" name="Рисунок 10"/>
+            <wp:docPr id="26" name="Рисунок 26"/>
             <wp:cNvGraphicFramePr>
               <a:graphicFrameLocks xmlns:a="http://schemas.openxmlformats.org/drawingml/2006/main" noChangeAspect="1"/>
             </wp:cNvGraphicFramePr>
@@ -1439,7 +1254,7 @@
               <a:graphicData uri="http://schemas.openxmlformats.org/drawingml/2006/picture">
                 <pic:pic xmlns:pic="http://schemas.openxmlformats.org/drawingml/2006/picture">
                   <pic:nvPicPr>
-                    <pic:cNvPr id="0" name="Picture 10"/>
+                    <pic:cNvPr id="0" name="Picture 11"/>
                     <pic:cNvPicPr>
                       <a:picLocks noChangeAspect="1" noChangeArrowheads="1"/>
                     </pic:cNvPicPr>
@@ -1460,7 +1275,7 @@
                   <pic:spPr bwMode="auto">
                     <a:xfrm>
                       <a:off x="0" y="0"/>
-                      <a:ext cx="6153150" cy="3448050"/>
+                      <a:ext cx="4817671" cy="8186419"/>
                     </a:xfrm>
                     <a:prstGeom prst="rect">
                       <a:avLst/>
@@ -1481,40 +1296,15 @@
       <w:pPr>
         <w:pStyle w:val="ImageCaption"/>
       </w:pPr>
-      <w:r>
-        <w:t>Рис. 10: Примеры работы с массивами</w:t>
-      </w:r>
-    </w:p>
-    <w:p>
-      <w:pPr>
-        <w:pStyle w:val="2"/>
-      </w:pPr>
-      <w:bookmarkStart w:id="8" w:name="_Toc182396669"/>
-      <w:bookmarkStart w:id="9" w:name="самостоятельная-работа"/>
-      <w:bookmarkEnd w:id="7"/>
-      <w:r>
-        <w:rPr>
-          <w:rStyle w:val="SectionNumber"/>
-        </w:rPr>
-        <w:t>2.3</w:t>
-      </w:r>
-      <w:r>
-        <w:tab/>
-        <w:t>Самостоятельная работа</w:t>
-      </w:r>
-      <w:bookmarkEnd w:id="8"/>
-    </w:p>
-    <w:p>
-      <w:pPr>
-        <w:pStyle w:val="FirstParagraph"/>
-      </w:pPr>
-      <w:r>
-        <w:t>В первом задании ма рассмотрим основные функции для чтения / записи / вывода информации на экран. Для этого составим свои примеры (рис. 11):</w:t>
-      </w:r>
-    </w:p>
-    <w:p>
-      <w:pPr>
-        <w:pStyle w:val="CaptionedFigure"/>
+      <w:bookmarkStart w:id="15" w:name="_Toc221450238"/>
+      <w:r>
+        <w:t>Рис. 10: Восстановление изображения</w:t>
+      </w:r>
+      <w:bookmarkEnd w:id="15"/>
+    </w:p>
+    <w:p>
+      <w:pPr>
+        <w:pStyle w:val="ImageCaption"/>
       </w:pPr>
       <w:r>
         <w:rPr>
@@ -1522,10 +1312,10 @@
         </w:rPr>
         <w:lastRenderedPageBreak/>
         <w:drawing>
-          <wp:inline distT="0" distB="0" distL="0" distR="0" wp14:anchorId="0199557F" wp14:editId="32BED1C1">
-            <wp:extent cx="6153150" cy="4762500"/>
+          <wp:inline distT="0" distB="0" distL="0" distR="0" wp14:anchorId="027DF80A" wp14:editId="54796B25">
+            <wp:extent cx="6146800" cy="6667500"/>
             <wp:effectExtent l="0" t="0" r="0" b="0"/>
-            <wp:docPr id="11" name="Рисунок 11"/>
+            <wp:docPr id="27" name="Рисунок 27"/>
             <wp:cNvGraphicFramePr>
               <a:graphicFrameLocks xmlns:a="http://schemas.openxmlformats.org/drawingml/2006/main" noChangeAspect="1"/>
             </wp:cNvGraphicFramePr>
@@ -1533,7 +1323,7 @@
               <a:graphicData uri="http://schemas.openxmlformats.org/drawingml/2006/picture">
                 <pic:pic xmlns:pic="http://schemas.openxmlformats.org/drawingml/2006/picture">
                   <pic:nvPicPr>
-                    <pic:cNvPr id="0" name="Picture 11"/>
+                    <pic:cNvPr id="0" name="Picture 12"/>
                     <pic:cNvPicPr>
                       <a:picLocks noChangeAspect="1" noChangeArrowheads="1"/>
                     </pic:cNvPicPr>
@@ -1554,7 +1344,7 @@
                   <pic:spPr bwMode="auto">
                     <a:xfrm>
                       <a:off x="0" y="0"/>
-                      <a:ext cx="6153150" cy="4762500"/>
+                      <a:ext cx="6146800" cy="6667500"/>
                     </a:xfrm>
                     <a:prstGeom prst="rect">
                       <a:avLst/>
@@ -1575,31 +1365,31 @@
       <w:pPr>
         <w:pStyle w:val="ImageCaption"/>
       </w:pPr>
-      <w:r>
-        <w:t>Рис. 11: Примеры работы с функциями для чтения/записи/вывода информации на экран</w:t>
-      </w:r>
-    </w:p>
-    <w:p>
-      <w:pPr>
-        <w:pStyle w:val="a0"/>
-      </w:pPr>
-      <w:r>
-        <w:t>Во втором задании состаивим пример для функции parse() (рис. 12):</w:t>
-      </w:r>
-    </w:p>
-    <w:p>
-      <w:pPr>
-        <w:pStyle w:val="CaptionedFigure"/>
+      <w:bookmarkStart w:id="16" w:name="_Toc221450239"/>
+      <w:r>
+        <w:t>Рис. 11: Восстановление изображения</w:t>
+      </w:r>
+      <w:bookmarkEnd w:id="16"/>
+    </w:p>
+    <w:p>
+      <w:pPr>
+        <w:pStyle w:val="ImageCaption"/>
+      </w:pPr>
+    </w:p>
+    <w:p>
+      <w:pPr>
+        <w:pStyle w:val="ImageCaption"/>
       </w:pPr>
       <w:r>
         <w:rPr>
           <w:noProof/>
         </w:rPr>
+        <w:lastRenderedPageBreak/>
         <w:drawing>
-          <wp:inline distT="0" distB="0" distL="0" distR="0" wp14:anchorId="3A12702C" wp14:editId="0C8E42B5">
-            <wp:extent cx="6153150" cy="647700"/>
+          <wp:inline distT="0" distB="0" distL="0" distR="0" wp14:anchorId="73F90924" wp14:editId="0E58E543">
+            <wp:extent cx="6146800" cy="4629150"/>
             <wp:effectExtent l="0" t="0" r="0" b="0"/>
-            <wp:docPr id="12" name="Рисунок 12"/>
+            <wp:docPr id="28" name="Рисунок 28"/>
             <wp:cNvGraphicFramePr>
               <a:graphicFrameLocks xmlns:a="http://schemas.openxmlformats.org/drawingml/2006/main" noChangeAspect="1"/>
             </wp:cNvGraphicFramePr>
@@ -1607,7 +1397,7 @@
               <a:graphicData uri="http://schemas.openxmlformats.org/drawingml/2006/picture">
                 <pic:pic xmlns:pic="http://schemas.openxmlformats.org/drawingml/2006/picture">
                   <pic:nvPicPr>
-                    <pic:cNvPr id="0" name="Picture 12"/>
+                    <pic:cNvPr id="0" name="Picture 13"/>
                     <pic:cNvPicPr>
                       <a:picLocks noChangeAspect="1" noChangeArrowheads="1"/>
                     </pic:cNvPicPr>
@@ -1628,7 +1418,7 @@
                   <pic:spPr bwMode="auto">
                     <a:xfrm>
                       <a:off x="0" y="0"/>
-                      <a:ext cx="6153150" cy="647700"/>
+                      <a:ext cx="6146800" cy="4629150"/>
                     </a:xfrm>
                     <a:prstGeom prst="rect">
                       <a:avLst/>
@@ -1649,32 +1439,56 @@
       <w:pPr>
         <w:pStyle w:val="ImageCaption"/>
       </w:pPr>
-      <w:r>
-        <w:t>Рис. 12: Пример работы с функцией parse</w:t>
-      </w:r>
+      <w:bookmarkStart w:id="17" w:name="_Toc221450240"/>
+      <w:r>
+        <w:t>Рис. 12: Восстановление изображения</w:t>
+      </w:r>
+      <w:bookmarkEnd w:id="17"/>
+    </w:p>
+    <w:p>
+      <w:pPr>
+        <w:pStyle w:val="ImageCaption"/>
+      </w:pPr>
     </w:p>
     <w:p>
       <w:pPr>
         <w:pStyle w:val="a0"/>
       </w:pPr>
-      <w:r>
-        <w:t>Далее изучим синтаксис Julia для базовых математических операций с разным типом переменных (рис. 13 - рис. 14):</w:t>
-      </w:r>
-    </w:p>
-    <w:p>
-      <w:pPr>
-        <w:pStyle w:val="CaptionedFigure"/>
+      <w:bookmarkStart w:id="18" w:name="_Toc182396669"/>
+      <w:bookmarkStart w:id="19" w:name="самостоятельная-работа"/>
+      <w:bookmarkEnd w:id="10"/>
+      <w:bookmarkEnd w:id="11"/>
+    </w:p>
+    <w:p>
+      <w:pPr>
+        <w:pStyle w:val="2"/>
+      </w:pPr>
+      <w:r>
+        <w:rPr>
+          <w:rStyle w:val="SectionNumber"/>
+        </w:rPr>
+        <w:lastRenderedPageBreak/>
+        <w:t>2.3</w:t>
+      </w:r>
+      <w:r>
+        <w:tab/>
+        <w:t>Самостоятельная работа</w:t>
+      </w:r>
+      <w:bookmarkEnd w:id="18"/>
+    </w:p>
+    <w:p>
+      <w:pPr>
+        <w:pStyle w:val="a0"/>
       </w:pPr>
       <w:r>
         <w:rPr>
           <w:noProof/>
         </w:rPr>
-        <w:lastRenderedPageBreak/>
         <w:drawing>
-          <wp:inline distT="0" distB="0" distL="0" distR="0" wp14:anchorId="15221D18" wp14:editId="79C0EC39">
-            <wp:extent cx="4791075" cy="5581650"/>
+          <wp:inline distT="0" distB="0" distL="0" distR="0" wp14:anchorId="125652DB" wp14:editId="077941B0">
+            <wp:extent cx="6146800" cy="2914650"/>
             <wp:effectExtent l="0" t="0" r="0" b="0"/>
-            <wp:docPr id="13" name="Рисунок 13"/>
+            <wp:docPr id="29" name="Рисунок 29"/>
             <wp:cNvGraphicFramePr>
               <a:graphicFrameLocks xmlns:a="http://schemas.openxmlformats.org/drawingml/2006/main" noChangeAspect="1"/>
             </wp:cNvGraphicFramePr>
@@ -1682,7 +1496,7 @@
               <a:graphicData uri="http://schemas.openxmlformats.org/drawingml/2006/picture">
                 <pic:pic xmlns:pic="http://schemas.openxmlformats.org/drawingml/2006/picture">
                   <pic:nvPicPr>
-                    <pic:cNvPr id="0" name="Picture 13"/>
+                    <pic:cNvPr id="0" name="Picture 14"/>
                     <pic:cNvPicPr>
                       <a:picLocks noChangeAspect="1" noChangeArrowheads="1"/>
                     </pic:cNvPicPr>
@@ -1703,7 +1517,7 @@
                   <pic:spPr bwMode="auto">
                     <a:xfrm>
                       <a:off x="0" y="0"/>
-                      <a:ext cx="4791075" cy="5581650"/>
+                      <a:ext cx="6146800" cy="2914650"/>
                     </a:xfrm>
                     <a:prstGeom prst="rect">
                       <a:avLst/>
@@ -1724,13 +1538,24 @@
       <w:pPr>
         <w:pStyle w:val="ImageCaption"/>
       </w:pPr>
-      <w:r>
-        <w:t>Рис. 13: Примеры работы базовых математических операций</w:t>
-      </w:r>
-    </w:p>
-    <w:p>
-      <w:pPr>
-        <w:pStyle w:val="CaptionedFigure"/>
+      <w:bookmarkStart w:id="20" w:name="_Toc182396670"/>
+      <w:bookmarkStart w:id="21" w:name="вывод"/>
+      <w:bookmarkStart w:id="22" w:name="_Toc221450241"/>
+      <w:bookmarkEnd w:id="4"/>
+      <w:bookmarkEnd w:id="19"/>
+      <w:r>
+        <w:t>Рис. 13: Задание 1. Линейное программирование</w:t>
+      </w:r>
+      <w:bookmarkEnd w:id="22"/>
+    </w:p>
+    <w:p>
+      <w:pPr>
+        <w:pStyle w:val="ImageCaption"/>
+      </w:pPr>
+    </w:p>
+    <w:p>
+      <w:pPr>
+        <w:pStyle w:val="ImageCaption"/>
       </w:pPr>
       <w:r>
         <w:rPr>
@@ -1738,10 +1563,10 @@
         </w:rPr>
         <w:lastRenderedPageBreak/>
         <w:drawing>
-          <wp:inline distT="0" distB="0" distL="0" distR="0" wp14:anchorId="1D1D9B72" wp14:editId="7CCFE4FE">
-            <wp:extent cx="6153150" cy="4238625"/>
+          <wp:inline distT="0" distB="0" distL="0" distR="0" wp14:anchorId="326086C6" wp14:editId="2C01DD27">
+            <wp:extent cx="6146800" cy="6635750"/>
             <wp:effectExtent l="0" t="0" r="0" b="0"/>
-            <wp:docPr id="14" name="Рисунок 14"/>
+            <wp:docPr id="30" name="Рисунок 30"/>
             <wp:cNvGraphicFramePr>
               <a:graphicFrameLocks xmlns:a="http://schemas.openxmlformats.org/drawingml/2006/main" noChangeAspect="1"/>
             </wp:cNvGraphicFramePr>
@@ -1749,7 +1574,7 @@
               <a:graphicData uri="http://schemas.openxmlformats.org/drawingml/2006/picture">
                 <pic:pic xmlns:pic="http://schemas.openxmlformats.org/drawingml/2006/picture">
                   <pic:nvPicPr>
-                    <pic:cNvPr id="0" name="Picture 14"/>
+                    <pic:cNvPr id="0" name="Picture 15"/>
                     <pic:cNvPicPr>
                       <a:picLocks noChangeAspect="1" noChangeArrowheads="1"/>
                     </pic:cNvPicPr>
@@ -1770,7 +1595,7 @@
                   <pic:spPr bwMode="auto">
                     <a:xfrm>
                       <a:off x="0" y="0"/>
-                      <a:ext cx="6153150" cy="4238625"/>
+                      <a:ext cx="6146800" cy="6635750"/>
                     </a:xfrm>
                     <a:prstGeom prst="rect">
                       <a:avLst/>
@@ -1791,21 +1616,20 @@
       <w:pPr>
         <w:pStyle w:val="ImageCaption"/>
       </w:pPr>
-      <w:r>
-        <w:t>Рис. 14: Примеры работы базовых математических операций</w:t>
-      </w:r>
-    </w:p>
-    <w:p>
-      <w:pPr>
-        <w:pStyle w:val="a0"/>
-      </w:pPr>
-      <w:r>
-        <w:t>В конце работы приведём несколько примеров с операциями над матрицами (рис. 15):</w:t>
-      </w:r>
-    </w:p>
-    <w:p>
-      <w:pPr>
-        <w:pStyle w:val="CaptionedFigure"/>
+      <w:bookmarkStart w:id="23" w:name="_Toc221450242"/>
+      <w:r>
+        <w:t>Рис. 14: Задание 2. Линейное программирование. Использование массивов</w:t>
+      </w:r>
+      <w:bookmarkEnd w:id="23"/>
+    </w:p>
+    <w:p>
+      <w:pPr>
+        <w:pStyle w:val="ImageCaption"/>
+      </w:pPr>
+    </w:p>
+    <w:p>
+      <w:pPr>
+        <w:pStyle w:val="ImageCaption"/>
       </w:pPr>
       <w:r>
         <w:rPr>
@@ -1813,10 +1637,10 @@
         </w:rPr>
         <w:lastRenderedPageBreak/>
         <w:drawing>
-          <wp:inline distT="0" distB="0" distL="0" distR="0" wp14:anchorId="678117C9" wp14:editId="68B09074">
-            <wp:extent cx="6143625" cy="5114925"/>
+          <wp:inline distT="0" distB="0" distL="0" distR="0" wp14:anchorId="16180F5C" wp14:editId="44005D68">
+            <wp:extent cx="6146800" cy="6591300"/>
             <wp:effectExtent l="0" t="0" r="0" b="0"/>
-            <wp:docPr id="15" name="Рисунок 15"/>
+            <wp:docPr id="32" name="Рисунок 32"/>
             <wp:cNvGraphicFramePr>
               <a:graphicFrameLocks xmlns:a="http://schemas.openxmlformats.org/drawingml/2006/main" noChangeAspect="1"/>
             </wp:cNvGraphicFramePr>
@@ -1824,7 +1648,7 @@
               <a:graphicData uri="http://schemas.openxmlformats.org/drawingml/2006/picture">
                 <pic:pic xmlns:pic="http://schemas.openxmlformats.org/drawingml/2006/picture">
                   <pic:nvPicPr>
-                    <pic:cNvPr id="0" name="Picture 15"/>
+                    <pic:cNvPr id="0" name="Picture 17"/>
                     <pic:cNvPicPr>
                       <a:picLocks noChangeAspect="1" noChangeArrowheads="1"/>
                     </pic:cNvPicPr>
@@ -1845,7 +1669,7 @@
                   <pic:spPr bwMode="auto">
                     <a:xfrm>
                       <a:off x="0" y="0"/>
-                      <a:ext cx="6143625" cy="5114925"/>
+                      <a:ext cx="6146800" cy="6591300"/>
                     </a:xfrm>
                     <a:prstGeom prst="rect">
                       <a:avLst/>
@@ -1866,18 +1690,180 @@
       <w:pPr>
         <w:pStyle w:val="ImageCaption"/>
       </w:pPr>
-      <w:r>
-        <w:t>Рис. 15: Примеры работы с операциями над матрицами</w:t>
-      </w:r>
+      <w:bookmarkStart w:id="24" w:name="_Toc221450243"/>
+      <w:r>
+        <w:t>Рис. 15: Задание 3. Выпуклое программирование</w:t>
+      </w:r>
+      <w:bookmarkEnd w:id="24"/>
+    </w:p>
+    <w:p>
+      <w:pPr>
+        <w:pStyle w:val="ImageCaption"/>
+      </w:pPr>
+    </w:p>
+    <w:p>
+      <w:pPr>
+        <w:pStyle w:val="ImageCaption"/>
+      </w:pPr>
+      <w:r>
+        <w:rPr>
+          <w:noProof/>
+        </w:rPr>
+        <w:lastRenderedPageBreak/>
+        <w:drawing>
+          <wp:inline distT="0" distB="0" distL="0" distR="0" wp14:anchorId="5E8B61D7" wp14:editId="53ED315F">
+            <wp:extent cx="6153150" cy="7289800"/>
+            <wp:effectExtent l="0" t="0" r="0" b="0"/>
+            <wp:docPr id="33" name="Рисунок 33"/>
+            <wp:cNvGraphicFramePr>
+              <a:graphicFrameLocks xmlns:a="http://schemas.openxmlformats.org/drawingml/2006/main" noChangeAspect="1"/>
+            </wp:cNvGraphicFramePr>
+            <a:graphic xmlns:a="http://schemas.openxmlformats.org/drawingml/2006/main">
+              <a:graphicData uri="http://schemas.openxmlformats.org/drawingml/2006/picture">
+                <pic:pic xmlns:pic="http://schemas.openxmlformats.org/drawingml/2006/picture">
+                  <pic:nvPicPr>
+                    <pic:cNvPr id="0" name="Picture 18"/>
+                    <pic:cNvPicPr>
+                      <a:picLocks noChangeAspect="1" noChangeArrowheads="1"/>
+                    </pic:cNvPicPr>
+                  </pic:nvPicPr>
+                  <pic:blipFill>
+                    <a:blip r:embed="rId22">
+                      <a:extLst>
+                        <a:ext uri="{28A0092B-C50C-407E-A947-70E740481C1C}">
+                          <a14:useLocalDpi xmlns:a14="http://schemas.microsoft.com/office/drawing/2010/main" val="0"/>
+                        </a:ext>
+                      </a:extLst>
+                    </a:blip>
+                    <a:srcRect/>
+                    <a:stretch>
+                      <a:fillRect/>
+                    </a:stretch>
+                  </pic:blipFill>
+                  <pic:spPr bwMode="auto">
+                    <a:xfrm>
+                      <a:off x="0" y="0"/>
+                      <a:ext cx="6153150" cy="7289800"/>
+                    </a:xfrm>
+                    <a:prstGeom prst="rect">
+                      <a:avLst/>
+                    </a:prstGeom>
+                    <a:noFill/>
+                    <a:ln>
+                      <a:noFill/>
+                    </a:ln>
+                  </pic:spPr>
+                </pic:pic>
+              </a:graphicData>
+            </a:graphic>
+          </wp:inline>
+        </w:drawing>
+      </w:r>
+    </w:p>
+    <w:p>
+      <w:pPr>
+        <w:pStyle w:val="ImageCaption"/>
+      </w:pPr>
+      <w:bookmarkStart w:id="25" w:name="_Toc221450244"/>
+      <w:r>
+        <w:t>Рис. 16: Задание 4. Оптимальная рассадка по залам</w:t>
+      </w:r>
+      <w:bookmarkEnd w:id="25"/>
+    </w:p>
+    <w:p>
+      <w:pPr>
+        <w:pStyle w:val="ImageCaption"/>
+      </w:pPr>
+    </w:p>
+    <w:p>
+      <w:pPr>
+        <w:pStyle w:val="ImageCaption"/>
+      </w:pPr>
+      <w:r>
+        <w:rPr>
+          <w:noProof/>
+        </w:rPr>
+        <w:lastRenderedPageBreak/>
+        <w:drawing>
+          <wp:inline distT="0" distB="0" distL="0" distR="0" wp14:anchorId="3C92E499" wp14:editId="42E99C3F">
+            <wp:extent cx="6140450" cy="5422900"/>
+            <wp:effectExtent l="0" t="0" r="0" b="0"/>
+            <wp:docPr id="34" name="Рисунок 34"/>
+            <wp:cNvGraphicFramePr>
+              <a:graphicFrameLocks xmlns:a="http://schemas.openxmlformats.org/drawingml/2006/main" noChangeAspect="1"/>
+            </wp:cNvGraphicFramePr>
+            <a:graphic xmlns:a="http://schemas.openxmlformats.org/drawingml/2006/main">
+              <a:graphicData uri="http://schemas.openxmlformats.org/drawingml/2006/picture">
+                <pic:pic xmlns:pic="http://schemas.openxmlformats.org/drawingml/2006/picture">
+                  <pic:nvPicPr>
+                    <pic:cNvPr id="0" name="Picture 19"/>
+                    <pic:cNvPicPr>
+                      <a:picLocks noChangeAspect="1" noChangeArrowheads="1"/>
+                    </pic:cNvPicPr>
+                  </pic:nvPicPr>
+                  <pic:blipFill>
+                    <a:blip r:embed="rId23">
+                      <a:extLst>
+                        <a:ext uri="{28A0092B-C50C-407E-A947-70E740481C1C}">
+                          <a14:useLocalDpi xmlns:a14="http://schemas.microsoft.com/office/drawing/2010/main" val="0"/>
+                        </a:ext>
+                      </a:extLst>
+                    </a:blip>
+                    <a:srcRect/>
+                    <a:stretch>
+                      <a:fillRect/>
+                    </a:stretch>
+                  </pic:blipFill>
+                  <pic:spPr bwMode="auto">
+                    <a:xfrm>
+                      <a:off x="0" y="0"/>
+                      <a:ext cx="6140450" cy="5422900"/>
+                    </a:xfrm>
+                    <a:prstGeom prst="rect">
+                      <a:avLst/>
+                    </a:prstGeom>
+                    <a:noFill/>
+                    <a:ln>
+                      <a:noFill/>
+                    </a:ln>
+                  </pic:spPr>
+                </pic:pic>
+              </a:graphicData>
+            </a:graphic>
+          </wp:inline>
+        </w:drawing>
+      </w:r>
+    </w:p>
+    <w:p>
+      <w:pPr>
+        <w:pStyle w:val="ImageCaption"/>
+      </w:pPr>
+      <w:bookmarkStart w:id="26" w:name="_Toc221450245"/>
+      <w:r>
+        <w:t>Рис. 17: Задание 5. План приготовления кофе</w:t>
+      </w:r>
+      <w:bookmarkEnd w:id="26"/>
     </w:p>
     <w:p>
       <w:pPr>
         <w:pStyle w:val="1"/>
-      </w:pPr>
-      <w:bookmarkStart w:id="10" w:name="_Toc182396670"/>
-      <w:bookmarkStart w:id="11" w:name="вывод"/>
-      <w:bookmarkEnd w:id="3"/>
-      <w:bookmarkEnd w:id="9"/>
+        <w:rPr>
+          <w:rStyle w:val="SectionNumber"/>
+        </w:rPr>
+      </w:pPr>
+    </w:p>
+    <w:p>
+      <w:pPr>
+        <w:pStyle w:val="1"/>
+        <w:rPr>
+          <w:rStyle w:val="SectionNumber"/>
+        </w:rPr>
+      </w:pPr>
+    </w:p>
+    <w:p>
+      <w:pPr>
+        <w:pStyle w:val="1"/>
+      </w:pPr>
       <w:r>
         <w:rPr>
           <w:rStyle w:val="SectionNumber"/>
@@ -1888,23 +1874,112 @@
         <w:tab/>
         <w:t>Вывод</w:t>
       </w:r>
-      <w:bookmarkEnd w:id="10"/>
-    </w:p>
-    <w:p>
-      <w:pPr>
-        <w:pStyle w:val="FirstParagraph"/>
-      </w:pPr>
-      <w:r>
-        <w:t>В ходе выполнения лабораторной работы были получены навыки по подготовке рабочего пространства и инструментария для работы с языком программирования Julia, а также познакомились на простейших примерах с основами синтаксиса Julia.</w:t>
+      <w:bookmarkStart w:id="27" w:name="_Toc182396671"/>
+      <w:bookmarkStart w:id="28" w:name="список-литературы.-библиография"/>
+      <w:bookmarkEnd w:id="20"/>
+      <w:bookmarkEnd w:id="21"/>
+      <w:r>
+        <w:br/>
+      </w:r>
+      <w:r>
+        <w:rPr>
+          <w:rFonts w:asciiTheme="minorHAnsi" w:eastAsiaTheme="minorHAnsi" w:hAnsiTheme="minorHAnsi" w:cstheme="minorBidi"/>
+          <w:b w:val="0"/>
+          <w:bCs w:val="0"/>
+          <w:color w:val="auto"/>
+          <w:sz w:val="24"/>
+          <w:szCs w:val="24"/>
+        </w:rPr>
+        <w:t>В рез</w:t>
+      </w:r>
+      <w:r>
+        <w:rPr>
+          <w:rFonts w:asciiTheme="minorHAnsi" w:eastAsiaTheme="minorHAnsi" w:hAnsiTheme="minorHAnsi" w:cstheme="minorBidi"/>
+          <w:b w:val="0"/>
+          <w:bCs w:val="0"/>
+          <w:color w:val="auto"/>
+          <w:sz w:val="24"/>
+          <w:szCs w:val="24"/>
+        </w:rPr>
+        <w:t>у</w:t>
+      </w:r>
+      <w:r>
+        <w:rPr>
+          <w:rFonts w:asciiTheme="minorHAnsi" w:eastAsiaTheme="minorHAnsi" w:hAnsiTheme="minorHAnsi" w:cstheme="minorBidi"/>
+          <w:b w:val="0"/>
+          <w:bCs w:val="0"/>
+          <w:color w:val="auto"/>
+          <w:sz w:val="24"/>
+          <w:szCs w:val="24"/>
+        </w:rPr>
+        <w:t xml:space="preserve">льтате выполнения данной лабораторной работы я </w:t>
+      </w:r>
+      <w:proofErr w:type="spellStart"/>
+      <w:r>
+        <w:rPr>
+          <w:rFonts w:asciiTheme="minorHAnsi" w:eastAsiaTheme="minorHAnsi" w:hAnsiTheme="minorHAnsi" w:cstheme="minorBidi"/>
+          <w:b w:val="0"/>
+          <w:bCs w:val="0"/>
+          <w:color w:val="auto"/>
+          <w:sz w:val="24"/>
+          <w:szCs w:val="24"/>
+        </w:rPr>
+        <w:t>оосвоила</w:t>
+      </w:r>
+      <w:proofErr w:type="spellEnd"/>
+      <w:r>
+        <w:rPr>
+          <w:rFonts w:asciiTheme="minorHAnsi" w:eastAsiaTheme="minorHAnsi" w:hAnsiTheme="minorHAnsi" w:cstheme="minorBidi"/>
+          <w:b w:val="0"/>
+          <w:bCs w:val="0"/>
+          <w:color w:val="auto"/>
+          <w:sz w:val="24"/>
+          <w:szCs w:val="24"/>
+        </w:rPr>
+        <w:t xml:space="preserve"> пакеты </w:t>
+      </w:r>
+      <w:proofErr w:type="spellStart"/>
+      <w:r>
+        <w:rPr>
+          <w:rFonts w:asciiTheme="minorHAnsi" w:eastAsiaTheme="minorHAnsi" w:hAnsiTheme="minorHAnsi" w:cstheme="minorBidi"/>
+          <w:b w:val="0"/>
+          <w:bCs w:val="0"/>
+          <w:color w:val="auto"/>
+          <w:sz w:val="24"/>
+          <w:szCs w:val="24"/>
+        </w:rPr>
+        <w:t>Julia</w:t>
+      </w:r>
+      <w:proofErr w:type="spellEnd"/>
+      <w:r>
+        <w:rPr>
+          <w:rFonts w:asciiTheme="minorHAnsi" w:eastAsiaTheme="minorHAnsi" w:hAnsiTheme="minorHAnsi" w:cstheme="minorBidi"/>
+          <w:b w:val="0"/>
+          <w:bCs w:val="0"/>
+          <w:color w:val="auto"/>
+          <w:sz w:val="24"/>
+          <w:szCs w:val="24"/>
+        </w:rPr>
+        <w:t xml:space="preserve"> для решения задач оптимизации.</w:t>
       </w:r>
     </w:p>
     <w:p>
       <w:pPr>
         <w:pStyle w:val="1"/>
-      </w:pPr>
-      <w:bookmarkStart w:id="12" w:name="_Toc182396671"/>
-      <w:bookmarkStart w:id="13" w:name="список-литературы.-библиография"/>
-      <w:bookmarkEnd w:id="11"/>
+        <w:rPr>
+          <w:rFonts w:asciiTheme="minorHAnsi" w:eastAsiaTheme="minorHAnsi" w:hAnsiTheme="minorHAnsi" w:cstheme="minorBidi"/>
+          <w:b w:val="0"/>
+          <w:bCs w:val="0"/>
+          <w:color w:val="auto"/>
+          <w:sz w:val="24"/>
+          <w:szCs w:val="24"/>
+        </w:rPr>
+      </w:pPr>
+    </w:p>
+    <w:p>
+      <w:pPr>
+        <w:pStyle w:val="1"/>
+      </w:pPr>
       <w:r>
         <w:rPr>
           <w:rStyle w:val="SectionNumber"/>
@@ -1915,16 +1990,227 @@
         <w:tab/>
         <w:t>Список литературы. Библиография</w:t>
       </w:r>
-      <w:bookmarkEnd w:id="12"/>
+      <w:bookmarkEnd w:id="27"/>
+    </w:p>
+    <w:p>
+      <w:pPr>
+        <w:pStyle w:val="a7"/>
+      </w:pPr>
+      <w:bookmarkStart w:id="29" w:name="ref-julialang"/>
+      <w:bookmarkStart w:id="30" w:name="refs"/>
+      <w:bookmarkEnd w:id="28"/>
+      <w:r>
+        <w:rPr>
+          <w:lang w:val="en-US"/>
+        </w:rPr>
+        <w:t xml:space="preserve">1. </w:t>
+      </w:r>
+      <w:r>
+        <w:rPr>
+          <w:lang w:val="en-US"/>
+        </w:rPr>
+        <w:tab/>
+      </w:r>
+      <w:proofErr w:type="spellStart"/>
+      <w:r>
+        <w:rPr>
+          <w:lang w:val="en-US"/>
+        </w:rPr>
+        <w:t>JuliaLang</w:t>
+      </w:r>
+      <w:proofErr w:type="spellEnd"/>
+      <w:r>
+        <w:rPr>
+          <w:lang w:val="en-US"/>
+        </w:rPr>
+        <w:t xml:space="preserve"> [</w:t>
+      </w:r>
+      <w:r>
+        <w:t>Электронный</w:t>
+      </w:r>
+      <w:r>
+        <w:rPr>
+          <w:lang w:val="en-US"/>
+        </w:rPr>
+        <w:t xml:space="preserve"> </w:t>
+      </w:r>
+      <w:r>
+        <w:t>ресурс</w:t>
+      </w:r>
+      <w:r>
+        <w:rPr>
+          <w:lang w:val="en-US"/>
+        </w:rPr>
+        <w:t xml:space="preserve">]. </w:t>
+      </w:r>
+      <w:r>
+        <w:rPr>
+          <w:lang w:val="en-US"/>
+        </w:rPr>
+        <w:t>2024 JuliaLang.org contributors. URL</w:t>
+      </w:r>
+      <w:r>
+        <w:t xml:space="preserve">: </w:t>
+      </w:r>
+      <w:hyperlink r:id="rId24">
+        <w:r>
+          <w:rPr>
+            <w:rStyle w:val="ad"/>
+            <w:lang w:val="en-US"/>
+          </w:rPr>
+          <w:t>https</w:t>
+        </w:r>
+        <w:r>
+          <w:rPr>
+            <w:rStyle w:val="ad"/>
+          </w:rPr>
+          <w:t>://</w:t>
+        </w:r>
+        <w:proofErr w:type="spellStart"/>
+        <w:r>
+          <w:rPr>
+            <w:rStyle w:val="ad"/>
+            <w:lang w:val="en-US"/>
+          </w:rPr>
+          <w:t>julialang</w:t>
+        </w:r>
+        <w:proofErr w:type="spellEnd"/>
+        <w:r>
+          <w:rPr>
+            <w:rStyle w:val="ad"/>
+          </w:rPr>
+          <w:t>.</w:t>
+        </w:r>
+        <w:r>
+          <w:rPr>
+            <w:rStyle w:val="ad"/>
+            <w:lang w:val="en-US"/>
+          </w:rPr>
+          <w:t>org</w:t>
+        </w:r>
+        <w:r>
+          <w:rPr>
+            <w:rStyle w:val="ad"/>
+          </w:rPr>
+          <w:t>/</w:t>
+        </w:r>
+      </w:hyperlink>
+      <w:r>
+        <w:t xml:space="preserve"> (</w:t>
+      </w:r>
+      <w:r>
+        <w:t>дата</w:t>
+      </w:r>
+      <w:r>
+        <w:t xml:space="preserve"> </w:t>
+      </w:r>
+      <w:r>
+        <w:t>обращения</w:t>
+      </w:r>
+      <w:r>
+        <w:t>: 11.10.2024).</w:t>
+      </w:r>
+    </w:p>
+    <w:p>
+      <w:pPr>
+        <w:pStyle w:val="a7"/>
+        <w:rPr>
+          <w:lang w:val="en-US"/>
+        </w:rPr>
+      </w:pPr>
+      <w:bookmarkStart w:id="31" w:name="ref-juliadoc"/>
+      <w:bookmarkEnd w:id="29"/>
+      <w:r>
+        <w:t xml:space="preserve">2. </w:t>
+      </w:r>
+      <w:r>
+        <w:tab/>
+      </w:r>
+      <w:r>
+        <w:rPr>
+          <w:lang w:val="en-US"/>
+        </w:rPr>
+        <w:t>Julia</w:t>
+      </w:r>
+      <w:r>
+        <w:t xml:space="preserve"> 1.11 </w:t>
+      </w:r>
+      <w:r>
+        <w:rPr>
+          <w:lang w:val="en-US"/>
+        </w:rPr>
+        <w:t>Documentation</w:t>
+      </w:r>
+      <w:r>
+        <w:t xml:space="preserve"> [</w:t>
+      </w:r>
+      <w:r>
+        <w:t>Электронный</w:t>
+      </w:r>
+      <w:r>
+        <w:t xml:space="preserve"> </w:t>
+      </w:r>
+      <w:r>
+        <w:t>ресурс</w:t>
+      </w:r>
+      <w:r>
+        <w:t xml:space="preserve">]. </w:t>
+      </w:r>
+      <w:r>
+        <w:rPr>
+          <w:lang w:val="en-US"/>
+        </w:rPr>
+        <w:t xml:space="preserve">2024 JuliaLang.org contributors. </w:t>
+      </w:r>
+      <w:r>
+        <w:rPr>
+          <w:lang w:val="en-US"/>
+        </w:rPr>
+        <w:t xml:space="preserve">URL: </w:t>
+      </w:r>
+      <w:hyperlink r:id="rId25">
+        <w:r>
+          <w:rPr>
+            <w:rStyle w:val="ad"/>
+            <w:lang w:val="en-US"/>
+          </w:rPr>
+          <w:t>https://docs.julialang.org/en/v1/</w:t>
+        </w:r>
+      </w:hyperlink>
+      <w:r>
+        <w:rPr>
+          <w:lang w:val="en-US"/>
+        </w:rPr>
+        <w:t xml:space="preserve"> (</w:t>
+      </w:r>
+      <w:r>
+        <w:t>дата</w:t>
+      </w:r>
+      <w:r>
+        <w:rPr>
+          <w:lang w:val="en-US"/>
+        </w:rPr>
+        <w:t xml:space="preserve"> </w:t>
+      </w:r>
+      <w:r>
+        <w:t>обращения</w:t>
+      </w:r>
+      <w:r>
+        <w:rPr>
+          <w:lang w:val="en-US"/>
+        </w:rPr>
+        <w:t>: 11.10.2024).</w:t>
+      </w:r>
+      <w:bookmarkEnd w:id="30"/>
+      <w:bookmarkEnd w:id="31"/>
     </w:p>
     <w:p>
       <w:pPr>
         <w:pStyle w:val="FirstParagraph"/>
-      </w:pPr>
-      <w:r>
-        <w:t>[1] Julia Documentation: https://docs.julialang.org/en/v1/</w:t>
-      </w:r>
-      <w:bookmarkEnd w:id="13"/>
+        <w:rPr>
+          <w:lang w:val="en-US"/>
+        </w:rPr>
+      </w:pPr>
     </w:p>
     <w:sectPr>
       <w:pgSz w:w="12240" w:h="15840"/>
